--- a/docx/04-inventario-y-stock/04-inventario-y-stock.docx
+++ b/docx/04-inventario-y-stock/04-inventario-y-stock.docx
@@ -565,7 +565,7 @@
     </w:p>
     <w:bookmarkEnd w:id="16"/>
     <w:bookmarkEnd w:id="17"/>
-    <w:bookmarkStart w:id="24" w:name="contar-y-registrar"/>
+    <w:bookmarkStart w:id="27" w:name="contar-y-registrar"/>
     <w:p>
       <w:pPr>
         <w:pStyle w:val="Heading1"/>
@@ -667,7 +667,7 @@
       </w:r>
     </w:p>
     <w:bookmarkEnd w:id="18"/>
-    <w:bookmarkStart w:id="19" w:name="lo-que-hay-que-saber"/>
+    <w:bookmarkStart w:id="22" w:name="lo-que-hay-que-saber"/>
     <w:p>
       <w:pPr>
         <w:pStyle w:val="Heading2"/>
@@ -1143,19 +1143,61 @@
     </w:p>
     <w:p>
       <w:pPr>
-        <w:pStyle w:val="BodyText"/>
-      </w:pPr>
-    </w:p>
-    <w:p>
-      <w:pPr>
-        <w:pStyle w:val="BodyText"/>
+        <w:pStyle w:val="CaptionedFigure"/>
+      </w:pPr>
+      <w:r>
+        <w:drawing>
+          <wp:inline>
+            <wp:extent cx="5334000" cy="1998350"/>
+            <wp:effectExtent b="0" l="0" r="0" t="0"/>
+            <wp:docPr descr="Hoja de inventario: contar, comparar y explicar" title="" id="20" name="Picture"/>
+            <a:graphic>
+              <a:graphicData uri="http://schemas.openxmlformats.org/drawingml/2006/picture">
+                <pic:pic>
+                  <pic:nvPicPr>
+                    <pic:cNvPr descr="public/img/04-inventario-y-stock/01-hoja-inventario.png" id="21" name="Picture"/>
+                    <pic:cNvPicPr>
+                      <a:picLocks noChangeArrowheads="1" noChangeAspect="1"/>
+                    </pic:cNvPicPr>
+                  </pic:nvPicPr>
+                  <pic:blipFill>
+                    <a:blip r:embed="rId19"/>
+                    <a:stretch>
+                      <a:fillRect/>
+                    </a:stretch>
+                  </pic:blipFill>
+                  <pic:spPr bwMode="auto">
+                    <a:xfrm>
+                      <a:off x="0" y="0"/>
+                      <a:ext cx="5334000" cy="1998350"/>
+                    </a:xfrm>
+                    <a:prstGeom prst="rect">
+                      <a:avLst/>
+                    </a:prstGeom>
+                    <a:noFill/>
+                    <a:ln w="9525">
+                      <a:noFill/>
+                      <a:headEnd/>
+                      <a:tailEnd/>
+                    </a:ln>
+                  </pic:spPr>
+                </pic:pic>
+              </a:graphicData>
+            </a:graphic>
+          </wp:inline>
+        </w:drawing>
+      </w:r>
+    </w:p>
+    <w:p>
+      <w:pPr>
+        <w:pStyle w:val="ImageCaption"/>
       </w:pPr>
       <w:r>
         <w:t xml:space="preserve">Hoja de inventario: contar, comparar y explicar</w:t>
       </w:r>
     </w:p>
-    <w:bookmarkEnd w:id="19"/>
-    <w:bookmarkStart w:id="20" w:name="a-por-ellos"/>
+    <w:bookmarkEnd w:id="22"/>
+    <w:bookmarkStart w:id="23" w:name="a-por-ellos"/>
     <w:p>
       <w:pPr>
         <w:pStyle w:val="Heading2"/>
@@ -1717,8 +1759,8 @@
         </w:pict>
       </w:r>
     </w:p>
-    <w:bookmarkEnd w:id="20"/>
-    <w:bookmarkStart w:id="21" w:name="mini-dinámica-inventario-a-ciegas-10-min"/>
+    <w:bookmarkEnd w:id="23"/>
+    <w:bookmarkStart w:id="24" w:name="mini-dinámica-inventario-a-ciegas-10-min"/>
     <w:p>
       <w:pPr>
         <w:pStyle w:val="Heading2"/>
@@ -1801,8 +1843,8 @@
         </w:pict>
       </w:r>
     </w:p>
-    <w:bookmarkEnd w:id="21"/>
-    <w:bookmarkStart w:id="23" w:name="para-el-profe-soluciones-y-pistas"/>
+    <w:bookmarkEnd w:id="24"/>
+    <w:bookmarkStart w:id="26" w:name="para-el-profe-soluciones-y-pistas"/>
     <w:p>
       <w:pPr>
         <w:pStyle w:val="Heading2"/>
@@ -1865,7 +1907,7 @@
       <w:r>
         <w:t xml:space="preserve"> </w:t>
       </w:r>
-      <w:hyperlink r:id="rId22">
+      <w:hyperlink r:id="rId25">
         <w:r>
           <w:rPr>
             <w:rStyle w:val="Hyperlink"/>
@@ -1892,7 +1934,7 @@
       <w:r>
         <w:t xml:space="preserve"> </w:t>
       </w:r>
-      <w:hyperlink r:id="rId22">
+      <w:hyperlink r:id="rId25">
         <w:r>
           <w:rPr>
             <w:rStyle w:val="Hyperlink"/>
@@ -1928,9 +1970,9 @@
         </w:r>
       </w:hyperlink>
     </w:p>
-    <w:bookmarkEnd w:id="23"/>
-    <w:bookmarkEnd w:id="24"/>
-    <w:bookmarkStart w:id="30" w:name="stock-mínimo-y-pedido"/>
+    <w:bookmarkEnd w:id="26"/>
+    <w:bookmarkEnd w:id="27"/>
+    <w:bookmarkStart w:id="36" w:name="stock-mínimo-y-pedido"/>
     <w:p>
       <w:pPr>
         <w:pStyle w:val="Heading1"/>
@@ -1994,7 +2036,7 @@
         </w:pict>
       </w:r>
     </w:p>
-    <w:bookmarkStart w:id="25" w:name="en-corto-1"/>
+    <w:bookmarkStart w:id="28" w:name="en-corto-1"/>
     <w:p>
       <w:pPr>
         <w:pStyle w:val="Heading2"/>
@@ -2047,8 +2089,8 @@
         </w:pict>
       </w:r>
     </w:p>
-    <w:bookmarkEnd w:id="25"/>
-    <w:bookmarkStart w:id="26" w:name="lo-que-hay-que-saber-1"/>
+    <w:bookmarkEnd w:id="28"/>
+    <w:bookmarkStart w:id="32" w:name="lo-que-hay-que-saber-1"/>
     <w:p>
       <w:pPr>
         <w:pStyle w:val="Heading2"/>
@@ -2444,19 +2486,61 @@
     </w:p>
     <w:p>
       <w:pPr>
-        <w:pStyle w:val="BodyText"/>
-      </w:pPr>
-    </w:p>
-    <w:p>
-      <w:pPr>
-        <w:pStyle w:val="BodyText"/>
+        <w:pStyle w:val="CaptionedFigure"/>
+      </w:pPr>
+      <w:r>
+        <w:drawing>
+          <wp:inline>
+            <wp:extent cx="5334000" cy="2474383"/>
+            <wp:effectExtent b="0" l="0" r="0" t="0"/>
+            <wp:docPr descr="Stock mínimo y punto de pedido" title="" id="30" name="Picture"/>
+            <a:graphic>
+              <a:graphicData uri="http://schemas.openxmlformats.org/drawingml/2006/picture">
+                <pic:pic>
+                  <pic:nvPicPr>
+                    <pic:cNvPr descr="public/img/04-inventario-y-stock/02-punto-de-pedido.png" id="31" name="Picture"/>
+                    <pic:cNvPicPr>
+                      <a:picLocks noChangeArrowheads="1" noChangeAspect="1"/>
+                    </pic:cNvPicPr>
+                  </pic:nvPicPr>
+                  <pic:blipFill>
+                    <a:blip r:embed="rId29"/>
+                    <a:stretch>
+                      <a:fillRect/>
+                    </a:stretch>
+                  </pic:blipFill>
+                  <pic:spPr bwMode="auto">
+                    <a:xfrm>
+                      <a:off x="0" y="0"/>
+                      <a:ext cx="5334000" cy="2474383"/>
+                    </a:xfrm>
+                    <a:prstGeom prst="rect">
+                      <a:avLst/>
+                    </a:prstGeom>
+                    <a:noFill/>
+                    <a:ln w="9525">
+                      <a:noFill/>
+                      <a:headEnd/>
+                      <a:tailEnd/>
+                    </a:ln>
+                  </pic:spPr>
+                </pic:pic>
+              </a:graphicData>
+            </a:graphic>
+          </wp:inline>
+        </w:drawing>
+      </w:r>
+    </w:p>
+    <w:p>
+      <w:pPr>
+        <w:pStyle w:val="ImageCaption"/>
       </w:pPr>
       <w:r>
         <w:t xml:space="preserve">Stock mínimo y punto de pedido</w:t>
       </w:r>
     </w:p>
-    <w:bookmarkEnd w:id="26"/>
-    <w:bookmarkStart w:id="27" w:name="a-por-ellos-1"/>
+    <w:bookmarkEnd w:id="32"/>
+    <w:bookmarkStart w:id="33" w:name="a-por-ellos-1"/>
     <w:p>
       <w:pPr>
         <w:pStyle w:val="Heading2"/>
@@ -3158,8 +3242,8 @@
         </w:pict>
       </w:r>
     </w:p>
-    <w:bookmarkEnd w:id="27"/>
-    <w:bookmarkStart w:id="28" w:name="mini-dinámica-el-pedido-justo-10-min"/>
+    <w:bookmarkEnd w:id="33"/>
+    <w:bookmarkStart w:id="34" w:name="mini-dinámica-el-pedido-justo-10-min"/>
     <w:p>
       <w:pPr>
         <w:pStyle w:val="Heading2"/>
@@ -3236,8 +3320,8 @@
         </w:pict>
       </w:r>
     </w:p>
-    <w:bookmarkEnd w:id="28"/>
-    <w:bookmarkStart w:id="29" w:name="para-el-profe-soluciones-y-pistas-1"/>
+    <w:bookmarkEnd w:id="34"/>
+    <w:bookmarkStart w:id="35" w:name="para-el-profe-soluciones-y-pistas-1"/>
     <w:p>
       <w:pPr>
         <w:pStyle w:val="Heading2"/>
@@ -3300,7 +3384,7 @@
       <w:r>
         <w:t xml:space="preserve"> </w:t>
       </w:r>
-      <w:hyperlink r:id="rId22">
+      <w:hyperlink r:id="rId25">
         <w:r>
           <w:rPr>
             <w:rStyle w:val="Hyperlink"/>
@@ -3363,9 +3447,9 @@
         </w:r>
       </w:hyperlink>
     </w:p>
-    <w:bookmarkEnd w:id="29"/>
-    <w:bookmarkEnd w:id="30"/>
-    <w:bookmarkStart w:id="40" w:name="juegos-y-retos"/>
+    <w:bookmarkEnd w:id="35"/>
+    <w:bookmarkEnd w:id="36"/>
+    <w:bookmarkStart w:id="46" w:name="juegos-y-retos"/>
     <w:p>
       <w:pPr>
         <w:pStyle w:val="Heading1"/>
@@ -3429,7 +3513,7 @@
         </w:pict>
       </w:r>
     </w:p>
-    <w:bookmarkStart w:id="31" w:name="en-corto-2"/>
+    <w:bookmarkStart w:id="37" w:name="en-corto-2"/>
     <w:p>
       <w:pPr>
         <w:pStyle w:val="Heading2"/>
@@ -3466,8 +3550,8 @@
         </w:pict>
       </w:r>
     </w:p>
-    <w:bookmarkEnd w:id="31"/>
-    <w:bookmarkStart w:id="32" w:name="el-fail-de-dani"/>
+    <w:bookmarkEnd w:id="37"/>
+    <w:bookmarkStart w:id="38" w:name="el-fail-de-dani"/>
     <w:p>
       <w:pPr>
         <w:pStyle w:val="Heading2"/>
@@ -3583,8 +3667,8 @@
         </w:pict>
       </w:r>
     </w:p>
-    <w:bookmarkEnd w:id="32"/>
-    <w:bookmarkStart w:id="33" w:name="juego-1-inventario-a-ciegas-15-min"/>
+    <w:bookmarkEnd w:id="38"/>
+    <w:bookmarkStart w:id="39" w:name="juego-1-inventario-a-ciegas-15-min"/>
     <w:p>
       <w:pPr>
         <w:pStyle w:val="Heading2"/>
@@ -3688,8 +3772,8 @@
         </w:pict>
       </w:r>
     </w:p>
-    <w:bookmarkEnd w:id="33"/>
-    <w:bookmarkStart w:id="34" w:name="Xa276ba3770f0c4844cd554fa4ec17ea7665f9c7"/>
+    <w:bookmarkEnd w:id="39"/>
+    <w:bookmarkStart w:id="40" w:name="Xa276ba3770f0c4844cd554fa4ec17ea7665f9c7"/>
     <w:p>
       <w:pPr>
         <w:pStyle w:val="Heading2"/>
@@ -3729,8 +3813,8 @@
         </w:pict>
       </w:r>
     </w:p>
-    <w:bookmarkEnd w:id="34"/>
-    <w:bookmarkStart w:id="35" w:name="juego-3-caza-la-merma-10-min"/>
+    <w:bookmarkEnd w:id="40"/>
+    <w:bookmarkStart w:id="41" w:name="juego-3-caza-la-merma-10-min"/>
     <w:p>
       <w:pPr>
         <w:pStyle w:val="Heading2"/>
@@ -3783,8 +3867,8 @@
         </w:pict>
       </w:r>
     </w:p>
-    <w:bookmarkEnd w:id="35"/>
-    <w:bookmarkStart w:id="36" w:name="logros"/>
+    <w:bookmarkEnd w:id="41"/>
+    <w:bookmarkStart w:id="42" w:name="logros"/>
     <w:p>
       <w:pPr>
         <w:pStyle w:val="Heading2"/>
@@ -4009,8 +4093,8 @@
         </w:pict>
       </w:r>
     </w:p>
-    <w:bookmarkEnd w:id="36"/>
-    <w:bookmarkStart w:id="37" w:name="reto-final"/>
+    <w:bookmarkEnd w:id="42"/>
+    <w:bookmarkStart w:id="43" w:name="reto-final"/>
     <w:p>
       <w:pPr>
         <w:pStyle w:val="Heading2"/>
@@ -4154,8 +4238,8 @@
         </w:pict>
       </w:r>
     </w:p>
-    <w:bookmarkEnd w:id="37"/>
-    <w:bookmarkStart w:id="39" w:name="para-el-profe"/>
+    <w:bookmarkEnd w:id="43"/>
+    <w:bookmarkStart w:id="45" w:name="para-el-profe"/>
     <w:p>
       <w:pPr>
         <w:pStyle w:val="Heading2"/>
@@ -4230,7 +4314,7 @@
       <w:r>
         <w:t xml:space="preserve"> </w:t>
       </w:r>
-      <w:hyperlink r:id="rId22">
+      <w:hyperlink r:id="rId25">
         <w:r>
           <w:rPr>
             <w:rStyle w:val="Hyperlink"/>
@@ -4284,7 +4368,7 @@
       <w:r>
         <w:t xml:space="preserve"> </w:t>
       </w:r>
-      <w:hyperlink r:id="rId38">
+      <w:hyperlink r:id="rId44">
         <w:r>
           <w:rPr>
             <w:rStyle w:val="Hyperlink"/>
@@ -4293,8 +4377,8 @@
         </w:r>
       </w:hyperlink>
     </w:p>
-    <w:bookmarkEnd w:id="39"/>
-    <w:bookmarkEnd w:id="40"/>
+    <w:bookmarkEnd w:id="45"/>
+    <w:bookmarkEnd w:id="46"/>
     <w:sectPr>
       <w:footnotePr>
         <w:numRestart w:val="eachSect"/>
